--- a/kikakusho/kikakusho-project/clients/新日本リプラス/out/絵コンテ_企画006_密着_工場アルバイト_新日本リプラス.docx
+++ b/kikakusho/kikakusho-project/clients/新日本リプラス/out/絵コンテ_企画006_密着_工場アルバイト_新日本リプラス.docx
@@ -29,7 +29,7 @@
           <w:sz w:val="28"/>
           <w:szCs w:val="28"/>
         </w:rPr>
-        <w:t xml:space="preserve">工場アルバイトの1日(密着)</w:t>
+        <w:t xml:space="preserve">ゴミが原料に戻るまで。工場バイトの1日(密着)</w:t>
       </w:r>
     </w:p>
     <w:p>
@@ -42,7 +42,7 @@
           <w:sz w:val="19"/>
           <w:szCs w:val="19"/>
         </w:rPr>
-        <w:t xml:space="preserve">想定45秒 12カット 縦型9:16 1日密着(時刻テロップ+場面転換)</w:t>
+        <w:t xml:space="preserve">想定41秒 12カット 縦型9:16 1日密着(時刻テロップ+場面転換)</w:t>
       </w:r>
     </w:p>
     <w:p>
@@ -242,7 +242,7 @@
           <w:sz w:val="19"/>
           <w:szCs w:val="19"/>
         </w:rPr>
-        <w:t xml:space="preserve">時刻と行動名を画面の真ん中に大きく出す。上に「リサイクル工場バイトの1日」を固定する。</w:t>
+        <w:t xml:space="preserve">時刻と行動名を画面の真ん中に大きく出す。上に「工場バイトの1日」を固定する。プラスチックの形が変わっていく所を、手元のアップでつなぐ。</w:t>
       </w:r>
     </w:p>
     <w:p>
@@ -271,7 +271,20 @@
           <w:sz w:val="20"/>
           <w:szCs w:val="20"/>
         </w:rPr>
-        <w:t xml:space="preserve">C-01　テロップ:リサイクル工場バイトの1日</w:t>
+        <w:t xml:space="preserve">C-01　テロップ:工場バイトの1日</w:t>
+      </w:r>
+    </w:p>
+    <w:p>
+      <w:pPr>
+        <w:spacing w:after="30" w:before="0"/>
+      </w:pPr>
+      <w:r>
+        <w:rPr>
+          <w:rFonts w:ascii="Noto Sans CJK JP" w:cs="Noto Sans CJK JP" w:eastAsia="Noto Sans CJK JP" w:hAnsi="Noto Sans CJK JP"/>
+          <w:sz w:val="20"/>
+          <w:szCs w:val="20"/>
+        </w:rPr>
+        <w:t xml:space="preserve">C-01　ナレーション:ゴミだったプラスチックが、原料に戻るまで</w:t>
       </w:r>
     </w:p>
     <w:p>
@@ -297,7 +310,7 @@
           <w:sz w:val="20"/>
           <w:szCs w:val="20"/>
         </w:rPr>
-        <w:t xml:space="preserve">C-02　ナレーション:車で通っています</w:t>
+        <w:t xml:space="preserve">C-02　ナレーション:車で通ってます</w:t>
       </w:r>
     </w:p>
     <w:p>
@@ -323,7 +336,7 @@
           <w:sz w:val="20"/>
           <w:szCs w:val="20"/>
         </w:rPr>
-        <w:t xml:space="preserve">C-03　ナレーション:今日の作業を確認します</w:t>
+        <w:t xml:space="preserve">C-03　ナレーション:今日の作業を確認</w:t>
       </w:r>
     </w:p>
     <w:p>
@@ -375,7 +388,7 @@
           <w:sz w:val="20"/>
           <w:szCs w:val="20"/>
         </w:rPr>
-        <w:t xml:space="preserve">C-05　ナレーション:機械で切るので、力はいりません</w:t>
+        <w:t xml:space="preserve">C-05　ナレーション:切るのは機械。力はいりません</w:t>
       </w:r>
     </w:p>
     <w:p>
@@ -401,7 +414,7 @@
           <w:sz w:val="20"/>
           <w:szCs w:val="20"/>
         </w:rPr>
-        <w:t xml:space="preserve">C-06　ナレーション:細かくくだいて、チップにします</w:t>
+        <w:t xml:space="preserve">C-06　ナレーション:細かくくだいて</w:t>
       </w:r>
     </w:p>
     <w:p>
@@ -427,7 +440,7 @@
           <w:sz w:val="20"/>
           <w:szCs w:val="20"/>
         </w:rPr>
-        <w:t xml:space="preserve">C-07　ナレーション:お昼はみんなで</w:t>
+        <w:t xml:space="preserve">C-07　ナレーション:お昼はみんなで(仮案)</w:t>
       </w:r>
     </w:p>
     <w:p>
@@ -453,7 +466,7 @@
           <w:sz w:val="20"/>
           <w:szCs w:val="20"/>
         </w:rPr>
-        <w:t xml:space="preserve">C-08　ナレーション:洗って、ゴミや金属をとりのぞきます</w:t>
+        <w:t xml:space="preserve">C-08　ナレーション:洗って、ゴムや金属をとりのぞいて</w:t>
       </w:r>
     </w:p>
     <w:p>
@@ -479,7 +492,20 @@
           <w:sz w:val="20"/>
           <w:szCs w:val="20"/>
         </w:rPr>
-        <w:t xml:space="preserve">C-09　ナレーション:きれいになったチップを、袋につめます</w:t>
+        <w:t xml:space="preserve">C-09　ナレーション:原料のチップになりました</w:t>
+      </w:r>
+    </w:p>
+    <w:p>
+      <w:pPr>
+        <w:spacing w:after="30" w:before="0"/>
+      </w:pPr>
+      <w:r>
+        <w:rPr>
+          <w:rFonts w:ascii="Noto Sans CJK JP" w:cs="Noto Sans CJK JP" w:eastAsia="Noto Sans CJK JP" w:hAnsi="Noto Sans CJK JP"/>
+          <w:sz w:val="20"/>
+          <w:szCs w:val="20"/>
+        </w:rPr>
+        <w:t xml:space="preserve">C-09　テロップ:ゴミ → 原料</w:t>
       </w:r>
     </w:p>
     <w:p>
@@ -505,7 +531,7 @@
           <w:sz w:val="20"/>
           <w:szCs w:val="20"/>
         </w:rPr>
-        <w:t xml:space="preserve">C-10　ナレーション:夜勤はありません。週2・3日からOKです</w:t>
+        <w:t xml:space="preserve">C-10　ナレーション:夜勤はなし。今日もおつかれさまでした</w:t>
       </w:r>
     </w:p>
     <w:p>
@@ -518,7 +544,7 @@
           <w:sz w:val="20"/>
           <w:szCs w:val="20"/>
         </w:rPr>
-        <w:t xml:space="preserve">C-11　テロップ:時給1,500円/希望休ほぼ100%(繁忙期は調整あり)</w:t>
+        <w:t xml:space="preserve">C-11　テロップ:時給1,500円/週2・3日〜OK/希望休ほぼ100%(繁忙期は調整あり)</w:t>
       </w:r>
     </w:p>
     <w:p>
@@ -531,7 +557,7 @@
           <w:sz w:val="20"/>
           <w:szCs w:val="20"/>
         </w:rPr>
-        <w:t xml:space="preserve">C-12　未経験の方も、待ってます!</w:t>
+        <w:t xml:space="preserve">C-12　ほぼ全員、未経験スタート。待ってます!</w:t>
       </w:r>
     </w:p>
     <w:p>
@@ -629,7 +655,7 @@
           <w:sz w:val="22"/>
           <w:szCs w:val="22"/>
         </w:rPr>
-        <w:t xml:space="preserve">企画006 工場アルバイトの1日(密着) C-01〜C-03</w:t>
+        <w:t xml:space="preserve">企画006 ゴミが原料に戻るまで。工場バイトの1日(密着) C-01〜C-03</w:t>
       </w:r>
     </w:p>
     <w:tbl>
@@ -935,7 +961,22 @@
                 <w:sz w:val="22"/>
                 <w:szCs w:val="22"/>
               </w:rPr>
-              <w:t xml:space="preserve">テロップ:リサイクル工場バイトの1日</w:t>
+              <w:t xml:space="preserve">テロップ:工場バイトの1日</w:t>
+            </w:r>
+          </w:p>
+          <w:p>
+            <w:pPr>
+              <w:spacing w:after="40" w:before="0" w:line="280"/>
+            </w:pPr>
+            <w:r>
+              <w:rPr>
+                <w:rFonts w:ascii="Noto Sans CJK JP" w:cs="Noto Sans CJK JP" w:eastAsia="Noto Sans CJK JP" w:hAnsi="Noto Sans CJK JP"/>
+                <w:b w:val="false"/>
+                <w:bCs w:val="false"/>
+                <w:sz w:val="20"/>
+                <w:szCs w:val="20"/>
+              </w:rPr>
+              <w:t xml:space="preserve">ナレーション:ゴミだったプラスチックが、原料に戻るまで</w:t>
             </w:r>
           </w:p>
         </w:tc>
@@ -1238,7 +1279,7 @@
                 <w:sz w:val="20"/>
                 <w:szCs w:val="20"/>
               </w:rPr>
-              <w:t xml:space="preserve">ナレーション:車で通っています</w:t>
+              <w:t xml:space="preserve">ナレーション:車で通ってます</w:t>
             </w:r>
           </w:p>
         </w:tc>
@@ -1270,7 +1311,7 @@
                 <w:sz w:val="24"/>
                 <w:szCs w:val="24"/>
               </w:rPr>
-              <w:t xml:space="preserve">4 秒</w:t>
+              <w:t xml:space="preserve">3 秒</w:t>
             </w:r>
           </w:p>
           <w:p>
@@ -1296,7 +1337,7 @@
                 <w:sz w:val="18"/>
                 <w:szCs w:val="18"/>
               </w:rPr>
-              <w:t xml:space="preserve">〜0:06</w:t>
+              <w:t xml:space="preserve">〜0:05</w:t>
             </w:r>
           </w:p>
           <w:p>
@@ -1324,7 +1365,7 @@
                 <w:sz w:val="18"/>
                 <w:szCs w:val="18"/>
               </w:rPr>
-              <w:t xml:space="preserve">0:06</w:t>
+              <w:t xml:space="preserve">0:05</w:t>
             </w:r>
           </w:p>
         </w:tc>
@@ -1541,7 +1582,7 @@
                 <w:sz w:val="20"/>
                 <w:szCs w:val="20"/>
               </w:rPr>
-              <w:t xml:space="preserve">ナレーション:今日の作業を確認します</w:t>
+              <w:t xml:space="preserve">ナレーション:今日の作業を確認</w:t>
             </w:r>
           </w:p>
         </w:tc>
@@ -1573,7 +1614,7 @@
                 <w:sz w:val="24"/>
                 <w:szCs w:val="24"/>
               </w:rPr>
-              <w:t xml:space="preserve">4 秒</w:t>
+              <w:t xml:space="preserve">3 秒</w:t>
             </w:r>
           </w:p>
           <w:p>
@@ -1586,7 +1627,7 @@
                 <w:sz w:val="18"/>
                 <w:szCs w:val="18"/>
               </w:rPr>
-              <w:t xml:space="preserve">0:06</w:t>
+              <w:t xml:space="preserve">0:05</w:t>
             </w:r>
           </w:p>
           <w:p>
@@ -1599,7 +1640,7 @@
                 <w:sz w:val="18"/>
                 <w:szCs w:val="18"/>
               </w:rPr>
-              <w:t xml:space="preserve">〜0:10</w:t>
+              <w:t xml:space="preserve">〜0:08</w:t>
             </w:r>
           </w:p>
           <w:p>
@@ -1627,7 +1668,7 @@
                 <w:sz w:val="18"/>
                 <w:szCs w:val="18"/>
               </w:rPr>
-              <w:t xml:space="preserve">0:10</w:t>
+              <w:t xml:space="preserve">0:08</w:t>
             </w:r>
           </w:p>
         </w:tc>
@@ -1647,7 +1688,7 @@
           <w:sz w:val="22"/>
           <w:szCs w:val="22"/>
         </w:rPr>
-        <w:t xml:space="preserve">企画006 工場アルバイトの1日(密着) C-04〜C-06</w:t>
+        <w:t xml:space="preserve">企画006 ゴミが原料に戻るまで。工場バイトの1日(密着) C-04〜C-06</w:t>
       </w:r>
     </w:p>
     <w:tbl>
@@ -1896,7 +1937,7 @@
                 <w:sz w:val="20"/>
                 <w:szCs w:val="20"/>
               </w:rPr>
-              <w:t xml:space="preserve">場所:パレット置き場</w:t>
+              <w:t xml:space="preserve">場所:回収品の置き場</w:t>
             </w:r>
           </w:p>
           <w:p>
@@ -1909,7 +1950,7 @@
                 <w:sz w:val="20"/>
                 <w:szCs w:val="20"/>
               </w:rPr>
-              <w:t xml:space="preserve">回収品を仕分ける。</w:t>
+              <w:t xml:space="preserve">使い終わったパレットを仕分ける。</w:t>
             </w:r>
           </w:p>
           <w:p>
@@ -2028,7 +2069,7 @@
                 <w:sz w:val="18"/>
                 <w:szCs w:val="18"/>
               </w:rPr>
-              <w:t xml:space="preserve">0:10</w:t>
+              <w:t xml:space="preserve">0:08</w:t>
             </w:r>
           </w:p>
           <w:p>
@@ -2041,7 +2082,7 @@
                 <w:sz w:val="18"/>
                 <w:szCs w:val="18"/>
               </w:rPr>
-              <w:t xml:space="preserve">〜0:14</w:t>
+              <w:t xml:space="preserve">〜0:12</w:t>
             </w:r>
           </w:p>
           <w:p>
@@ -2069,7 +2110,7 @@
                 <w:sz w:val="18"/>
                 <w:szCs w:val="18"/>
               </w:rPr>
-              <w:t xml:space="preserve">0:14</w:t>
+              <w:t xml:space="preserve">0:12</w:t>
             </w:r>
           </w:p>
         </w:tc>
@@ -2212,7 +2253,7 @@
                 <w:sz w:val="20"/>
                 <w:szCs w:val="20"/>
               </w:rPr>
-              <w:t xml:space="preserve">機械で切る。</w:t>
+              <w:t xml:space="preserve">機械で切る。手元のアップ。</w:t>
             </w:r>
           </w:p>
           <w:p>
@@ -2286,7 +2327,7 @@
                 <w:sz w:val="20"/>
                 <w:szCs w:val="20"/>
               </w:rPr>
-              <w:t xml:space="preserve">ナレーション:機械で切るので、力はいりません</w:t>
+              <w:t xml:space="preserve">ナレーション:切るのは機械。力はいりません</w:t>
             </w:r>
           </w:p>
         </w:tc>
@@ -2331,7 +2372,7 @@
                 <w:sz w:val="18"/>
                 <w:szCs w:val="18"/>
               </w:rPr>
-              <w:t xml:space="preserve">0:14</w:t>
+              <w:t xml:space="preserve">0:12</w:t>
             </w:r>
           </w:p>
           <w:p>
@@ -2344,7 +2385,7 @@
                 <w:sz w:val="18"/>
                 <w:szCs w:val="18"/>
               </w:rPr>
-              <w:t xml:space="preserve">〜0:18</w:t>
+              <w:t xml:space="preserve">〜0:16</w:t>
             </w:r>
           </w:p>
           <w:p>
@@ -2372,7 +2413,7 @@
                 <w:sz w:val="18"/>
                 <w:szCs w:val="18"/>
               </w:rPr>
-              <w:t xml:space="preserve">0:18</w:t>
+              <w:t xml:space="preserve">0:16</w:t>
             </w:r>
           </w:p>
         </w:tc>
@@ -2589,7 +2630,7 @@
                 <w:sz w:val="20"/>
                 <w:szCs w:val="20"/>
               </w:rPr>
-              <w:t xml:space="preserve">ナレーション:細かくくだいて、チップにします</w:t>
+              <w:t xml:space="preserve">ナレーション:細かくくだいて</w:t>
             </w:r>
           </w:p>
         </w:tc>
@@ -2634,7 +2675,7 @@
                 <w:sz w:val="18"/>
                 <w:szCs w:val="18"/>
               </w:rPr>
-              <w:t xml:space="preserve">0:18</w:t>
+              <w:t xml:space="preserve">0:16</w:t>
             </w:r>
           </w:p>
           <w:p>
@@ -2647,7 +2688,7 @@
                 <w:sz w:val="18"/>
                 <w:szCs w:val="18"/>
               </w:rPr>
-              <w:t xml:space="preserve">〜0:22</w:t>
+              <w:t xml:space="preserve">〜0:20</w:t>
             </w:r>
           </w:p>
           <w:p>
@@ -2675,7 +2716,7 @@
                 <w:sz w:val="18"/>
                 <w:szCs w:val="18"/>
               </w:rPr>
-              <w:t xml:space="preserve">0:22</w:t>
+              <w:t xml:space="preserve">0:20</w:t>
             </w:r>
           </w:p>
         </w:tc>
@@ -2695,7 +2736,7 @@
           <w:sz w:val="22"/>
           <w:szCs w:val="22"/>
         </w:rPr>
-        <w:t xml:space="preserve">企画006 工場アルバイトの1日(密着) C-07〜C-09</w:t>
+        <w:t xml:space="preserve">企画006 ゴミが原料に戻るまで。工場バイトの1日(密着) C-07〜C-09</w:t>
       </w:r>
     </w:p>
     <w:tbl>
@@ -3031,7 +3072,7 @@
                 <w:sz w:val="20"/>
                 <w:szCs w:val="20"/>
               </w:rPr>
-              <w:t xml:space="preserve">ナレーション:お昼はみんなで</w:t>
+              <w:t xml:space="preserve">ナレーション:お昼はみんなで(仮案)</w:t>
             </w:r>
           </w:p>
         </w:tc>
@@ -3063,7 +3104,7 @@
                 <w:sz w:val="24"/>
                 <w:szCs w:val="24"/>
               </w:rPr>
-              <w:t xml:space="preserve">4 秒</w:t>
+              <w:t xml:space="preserve">3 秒</w:t>
             </w:r>
           </w:p>
           <w:p>
@@ -3076,7 +3117,7 @@
                 <w:sz w:val="18"/>
                 <w:szCs w:val="18"/>
               </w:rPr>
-              <w:t xml:space="preserve">0:22</w:t>
+              <w:t xml:space="preserve">0:20</w:t>
             </w:r>
           </w:p>
           <w:p>
@@ -3089,7 +3130,7 @@
                 <w:sz w:val="18"/>
                 <w:szCs w:val="18"/>
               </w:rPr>
-              <w:t xml:space="preserve">〜0:26</w:t>
+              <w:t xml:space="preserve">〜0:23</w:t>
             </w:r>
           </w:p>
           <w:p>
@@ -3117,7 +3158,7 @@
                 <w:sz w:val="18"/>
                 <w:szCs w:val="18"/>
               </w:rPr>
-              <w:t xml:space="preserve">0:26</w:t>
+              <w:t xml:space="preserve">0:23</w:t>
             </w:r>
           </w:p>
         </w:tc>
@@ -3334,7 +3375,7 @@
                 <w:sz w:val="20"/>
                 <w:szCs w:val="20"/>
               </w:rPr>
-              <w:t xml:space="preserve">ナレーション:洗って、ゴミや金属をとりのぞきます</w:t>
+              <w:t xml:space="preserve">ナレーション:洗って、ゴムや金属をとりのぞいて</w:t>
             </w:r>
           </w:p>
         </w:tc>
@@ -3379,7 +3420,7 @@
                 <w:sz w:val="18"/>
                 <w:szCs w:val="18"/>
               </w:rPr>
-              <w:t xml:space="preserve">0:26</w:t>
+              <w:t xml:space="preserve">0:23</w:t>
             </w:r>
           </w:p>
           <w:p>
@@ -3392,7 +3433,7 @@
                 <w:sz w:val="18"/>
                 <w:szCs w:val="18"/>
               </w:rPr>
-              <w:t xml:space="preserve">〜0:30</w:t>
+              <w:t xml:space="preserve">〜0:27</w:t>
             </w:r>
           </w:p>
           <w:p>
@@ -3420,7 +3461,7 @@
                 <w:sz w:val="18"/>
                 <w:szCs w:val="18"/>
               </w:rPr>
-              <w:t xml:space="preserve">0:30</w:t>
+              <w:t xml:space="preserve">0:27</w:t>
             </w:r>
           </w:p>
         </w:tc>
@@ -3563,7 +3604,7 @@
                 <w:sz w:val="20"/>
                 <w:szCs w:val="20"/>
               </w:rPr>
-              <w:t xml:space="preserve">チップを袋につめる。</w:t>
+              <w:t xml:space="preserve">チップを手ですくって見せる。</w:t>
             </w:r>
           </w:p>
           <w:p>
@@ -3637,7 +3678,22 @@
                 <w:sz w:val="20"/>
                 <w:szCs w:val="20"/>
               </w:rPr>
-              <w:t xml:space="preserve">ナレーション:きれいになったチップを、袋につめます</w:t>
+              <w:t xml:space="preserve">ナレーション:原料のチップになりました</w:t>
+            </w:r>
+          </w:p>
+          <w:p>
+            <w:pPr>
+              <w:spacing w:after="40" w:before="0" w:line="280"/>
+            </w:pPr>
+            <w:r>
+              <w:rPr>
+                <w:rFonts w:ascii="Noto Sans CJK JP" w:cs="Noto Sans CJK JP" w:eastAsia="Noto Sans CJK JP" w:hAnsi="Noto Sans CJK JP"/>
+                <w:b/>
+                <w:bCs/>
+                <w:sz w:val="22"/>
+                <w:szCs w:val="22"/>
+              </w:rPr>
+              <w:t xml:space="preserve">テロップ:ゴミ → 原料</w:t>
             </w:r>
           </w:p>
         </w:tc>
@@ -3682,7 +3738,7 @@
                 <w:sz w:val="18"/>
                 <w:szCs w:val="18"/>
               </w:rPr>
-              <w:t xml:space="preserve">0:30</w:t>
+              <w:t xml:space="preserve">0:27</w:t>
             </w:r>
           </w:p>
           <w:p>
@@ -3695,7 +3751,7 @@
                 <w:sz w:val="18"/>
                 <w:szCs w:val="18"/>
               </w:rPr>
-              <w:t xml:space="preserve">〜0:34</w:t>
+              <w:t xml:space="preserve">〜0:31</w:t>
             </w:r>
           </w:p>
           <w:p>
@@ -3723,7 +3779,7 @@
                 <w:sz w:val="18"/>
                 <w:szCs w:val="18"/>
               </w:rPr>
-              <w:t xml:space="preserve">0:34</w:t>
+              <w:t xml:space="preserve">0:31</w:t>
             </w:r>
           </w:p>
         </w:tc>
@@ -3743,7 +3799,7 @@
           <w:sz w:val="22"/>
           <w:szCs w:val="22"/>
         </w:rPr>
-        <w:t xml:space="preserve">企画006 工場アルバイトの1日(密着) C-10〜C-12</w:t>
+        <w:t xml:space="preserve">企画006 ゴミが原料に戻るまで。工場バイトの1日(密着) C-10〜C-12</w:t>
       </w:r>
     </w:p>
     <w:tbl>
@@ -4079,7 +4135,7 @@
                 <w:sz w:val="20"/>
                 <w:szCs w:val="20"/>
               </w:rPr>
-              <w:t xml:space="preserve">ナレーション:夜勤はありません。週2・3日からOKです</w:t>
+              <w:t xml:space="preserve">ナレーション:夜勤はなし。今日もおつかれさまでした</w:t>
             </w:r>
           </w:p>
         </w:tc>
@@ -4111,7 +4167,7 @@
                 <w:sz w:val="24"/>
                 <w:szCs w:val="24"/>
               </w:rPr>
-              <w:t xml:space="preserve">4 秒</w:t>
+              <w:t xml:space="preserve">3 秒</w:t>
             </w:r>
           </w:p>
           <w:p>
@@ -4124,7 +4180,7 @@
                 <w:sz w:val="18"/>
                 <w:szCs w:val="18"/>
               </w:rPr>
-              <w:t xml:space="preserve">0:34</w:t>
+              <w:t xml:space="preserve">0:31</w:t>
             </w:r>
           </w:p>
           <w:p>
@@ -4137,7 +4193,7 @@
                 <w:sz w:val="18"/>
                 <w:szCs w:val="18"/>
               </w:rPr>
-              <w:t xml:space="preserve">〜0:38</w:t>
+              <w:t xml:space="preserve">〜0:34</w:t>
             </w:r>
           </w:p>
           <w:p>
@@ -4165,7 +4221,7 @@
                 <w:sz w:val="18"/>
                 <w:szCs w:val="18"/>
               </w:rPr>
-              <w:t xml:space="preserve">0:38</w:t>
+              <w:t xml:space="preserve">0:34</w:t>
             </w:r>
           </w:p>
         </w:tc>
@@ -4352,7 +4408,7 @@
                 <w:sz w:val="22"/>
                 <w:szCs w:val="22"/>
               </w:rPr>
-              <w:t xml:space="preserve">テロップ:時給1,500円/希望休ほぼ100%(繁忙期は調整あり)</w:t>
+              <w:t xml:space="preserve">テロップ:時給1,500円/週2・3日〜OK/希望休ほぼ100%(繁忙期は調整あり)</w:t>
             </w:r>
           </w:p>
         </w:tc>
@@ -4397,7 +4453,7 @@
                 <w:sz w:val="18"/>
                 <w:szCs w:val="18"/>
               </w:rPr>
-              <w:t xml:space="preserve">0:38</w:t>
+              <w:t xml:space="preserve">0:34</w:t>
             </w:r>
           </w:p>
           <w:p>
@@ -4410,7 +4466,7 @@
                 <w:sz w:val="18"/>
                 <w:szCs w:val="18"/>
               </w:rPr>
-              <w:t xml:space="preserve">〜0:41</w:t>
+              <w:t xml:space="preserve">〜0:37</w:t>
             </w:r>
           </w:p>
           <w:p>
@@ -4438,7 +4494,7 @@
                 <w:sz w:val="18"/>
                 <w:szCs w:val="18"/>
               </w:rPr>
-              <w:t xml:space="preserve">0:41</w:t>
+              <w:t xml:space="preserve">0:37</w:t>
             </w:r>
           </w:p>
         </w:tc>
@@ -4625,7 +4681,7 @@
                 <w:sz w:val="22"/>
                 <w:szCs w:val="22"/>
               </w:rPr>
-              <w:t xml:space="preserve">セリフ:未経験の方も、待ってます!</w:t>
+              <w:t xml:space="preserve">セリフ:ほぼ全員、未経験スタート。待ってます!</w:t>
             </w:r>
           </w:p>
         </w:tc>
@@ -4670,7 +4726,7 @@
                 <w:sz w:val="18"/>
                 <w:szCs w:val="18"/>
               </w:rPr>
-              <w:t xml:space="preserve">0:41</w:t>
+              <w:t xml:space="preserve">0:37</w:t>
             </w:r>
           </w:p>
           <w:p>
@@ -4683,7 +4739,7 @@
                 <w:sz w:val="18"/>
                 <w:szCs w:val="18"/>
               </w:rPr>
-              <w:t xml:space="preserve">〜0:45</w:t>
+              <w:t xml:space="preserve">〜0:41</w:t>
             </w:r>
           </w:p>
           <w:p>
@@ -4711,7 +4767,7 @@
                 <w:sz w:val="18"/>
                 <w:szCs w:val="18"/>
               </w:rPr>
-              <w:t xml:space="preserve">0:45</w:t>
+              <w:t xml:space="preserve">0:41</w:t>
             </w:r>
           </w:p>
         </w:tc>
